--- a/Week_3/Coding_rubric/Coding_rubric 1_IM.docx
+++ b/Week_3/Coding_rubric/Coding_rubric 1_IM.docx
@@ -34,30 +34,21 @@
         <w:t xml:space="preserve">that you have learned to your </w:t>
       </w:r>
       <w:r>
-        <w:t xml:space="preserve">project data. The R folder with your project, .qmd file (i.e. </w:t>
+        <w:t>project data. The R folder with your project, .</w:t>
+      </w:r>
+      <w:proofErr w:type="spellStart"/>
+      <w:r>
+        <w:t>qmd</w:t>
+      </w:r>
+      <w:proofErr w:type="spellEnd"/>
+      <w:r>
+        <w:t xml:space="preserve"> file (i.e. </w:t>
       </w:r>
       <w:r>
         <w:t xml:space="preserve">Quarto </w:t>
       </w:r>
       <w:r>
-        <w:t xml:space="preserve">document), and project data should be </w:t>
-      </w:r>
-      <w:commentRangeStart w:id="0"/>
-      <w:r>
-        <w:t xml:space="preserve">set up to run on your </w:t>
-      </w:r>
-      <w:r>
-        <w:t>DESKTOP</w:t>
-      </w:r>
-      <w:commentRangeEnd w:id="0"/>
-      <w:r>
-        <w:rPr>
-          <w:rStyle w:val="CommentReference"/>
-        </w:rPr>
-        <w:commentReference w:id="0"/>
-      </w:r>
-      <w:r>
-        <w:t xml:space="preserve">. The </w:t>
+        <w:t xml:space="preserve">document), and project data. The </w:t>
       </w:r>
       <w:r>
         <w:rPr>
@@ -87,22 +78,22 @@
         <mc:AlternateContent>
           <mc:Choice Requires="wps">
             <w:drawing>
-              <wp:anchor distT="0" distB="0" distL="114300" distR="114300" simplePos="0" relativeHeight="251659264" behindDoc="1" locked="0" layoutInCell="1" allowOverlap="1" wp14:anchorId="336A1685" wp14:editId="0A96E39C">
+              <wp:anchor distT="0" distB="0" distL="114300" distR="114300" simplePos="0" relativeHeight="251659264" behindDoc="1" locked="0" layoutInCell="1" allowOverlap="1" wp14:anchorId="336A1685" wp14:editId="7F34C131">
                 <wp:simplePos x="0" y="0"/>
                 <wp:positionH relativeFrom="column">
-                  <wp:posOffset>747799</wp:posOffset>
+                  <wp:posOffset>742950</wp:posOffset>
                 </wp:positionH>
                 <wp:positionV relativeFrom="paragraph">
-                  <wp:posOffset>1905</wp:posOffset>
+                  <wp:posOffset>-2540</wp:posOffset>
                 </wp:positionV>
-                <wp:extent cx="4172585" cy="3865245"/>
-                <wp:effectExtent l="0" t="0" r="5715" b="0"/>
+                <wp:extent cx="4708525" cy="3999230"/>
+                <wp:effectExtent l="0" t="0" r="3175" b="1270"/>
                 <wp:wrapTight wrapText="bothSides">
                   <wp:wrapPolygon edited="0">
                     <wp:start x="0" y="0"/>
-                    <wp:lineTo x="0" y="21504"/>
-                    <wp:lineTo x="21564" y="21504"/>
-                    <wp:lineTo x="21564" y="0"/>
+                    <wp:lineTo x="0" y="21538"/>
+                    <wp:lineTo x="21556" y="21538"/>
+                    <wp:lineTo x="21556" y="0"/>
                     <wp:lineTo x="0" y="0"/>
                   </wp:wrapPolygon>
                 </wp:wrapTight>
@@ -115,7 +106,7 @@
                       <wps:spPr>
                         <a:xfrm>
                           <a:off x="0" y="0"/>
-                          <a:ext cx="4172585" cy="3865245"/>
+                          <a:ext cx="4708525" cy="3999230"/>
                         </a:xfrm>
                         <a:prstGeom prst="rect">
                           <a:avLst/>
@@ -138,7 +129,7 @@
                                 <w:noProof/>
                               </w:rPr>
                               <w:drawing>
-                                <wp:inline distT="0" distB="0" distL="0" distR="0" wp14:anchorId="3C0EE40A" wp14:editId="2893E310">
+                                <wp:inline distT="0" distB="0" distL="0" distR="0" wp14:anchorId="3C0EE40A" wp14:editId="655BA9C9">
                                   <wp:extent cx="4472852" cy="3699164"/>
                                   <wp:effectExtent l="0" t="0" r="0" b="0"/>
                                   <wp:docPr id="2068906595" name="Picture 1"/>
@@ -153,7 +144,7 @@
                                           <pic:cNvPicPr/>
                                         </pic:nvPicPr>
                                         <pic:blipFill>
-                                          <a:blip r:embed="rId11"/>
+                                          <a:blip r:embed="rId7"/>
                                           <a:stretch>
                                             <a:fillRect/>
                                           </a:stretch>
@@ -161,7 +152,7 @@
                                         <pic:spPr>
                                           <a:xfrm>
                                             <a:off x="0" y="0"/>
-                                            <a:ext cx="4511481" cy="3731111"/>
+                                            <a:ext cx="4472852" cy="3699164"/>
                                           </a:xfrm>
                                           <a:prstGeom prst="rect">
                                             <a:avLst/>
@@ -200,7 +191,7 @@
                 <v:stroke joinstyle="miter"/>
                 <v:path gradientshapeok="t" o:connecttype="rect"/>
               </v:shapetype>
-              <v:shape id="Text Box 1" o:spid="_x0000_s1026" type="#_x0000_t202" style="position:absolute;margin-left:58.9pt;margin-top:.15pt;width:328.55pt;height:304.35pt;z-index:-251657216;visibility:visible;mso-wrap-style:square;mso-width-percent:0;mso-height-percent:0;mso-wrap-distance-left:9pt;mso-wrap-distance-top:0;mso-wrap-distance-right:9pt;mso-wrap-distance-bottom:0;mso-position-horizontal:absolute;mso-position-horizontal-relative:text;mso-position-vertical:absolute;mso-position-vertical-relative:text;mso-width-percent:0;mso-height-percent:0;mso-width-relative:margin;mso-height-relative:margin;v-text-anchor:top" o:gfxdata="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" fillcolor="white [3201]" stroked="f" strokeweight=".5pt">
+              <v:shape id="Text Box 1" o:spid="_x0000_s1026" type="#_x0000_t202" style="position:absolute;margin-left:58.5pt;margin-top:-.2pt;width:370.75pt;height:314.9pt;z-index:-251657216;visibility:visible;mso-wrap-style:square;mso-width-percent:0;mso-height-percent:0;mso-wrap-distance-left:9pt;mso-wrap-distance-top:0;mso-wrap-distance-right:9pt;mso-wrap-distance-bottom:0;mso-position-horizontal:absolute;mso-position-horizontal-relative:text;mso-position-vertical:absolute;mso-position-vertical-relative:text;mso-width-percent:0;mso-height-percent:0;mso-width-relative:margin;mso-height-relative:margin;v-text-anchor:top" o:gfxdata="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" fillcolor="white [3201]" stroked="f" strokeweight=".5pt">
                 <v:textbox>
                   <w:txbxContent>
                     <w:p>
@@ -212,7 +203,7 @@
                           <w:noProof/>
                         </w:rPr>
                         <w:drawing>
-                          <wp:inline distT="0" distB="0" distL="0" distR="0" wp14:anchorId="3C0EE40A" wp14:editId="2893E310">
+                          <wp:inline distT="0" distB="0" distL="0" distR="0" wp14:anchorId="3C0EE40A" wp14:editId="655BA9C9">
                             <wp:extent cx="4472852" cy="3699164"/>
                             <wp:effectExtent l="0" t="0" r="0" b="0"/>
                             <wp:docPr id="2068906595" name="Picture 1"/>
@@ -227,7 +218,7 @@
                                     <pic:cNvPicPr/>
                                   </pic:nvPicPr>
                                   <pic:blipFill>
-                                    <a:blip r:embed="rId11"/>
+                                    <a:blip r:embed="rId7"/>
                                     <a:stretch>
                                       <a:fillRect/>
                                     </a:stretch>
@@ -235,7 +226,7 @@
                                   <pic:spPr>
                                     <a:xfrm>
                                       <a:off x="0" y="0"/>
-                                      <a:ext cx="4511481" cy="3731111"/>
+                                      <a:ext cx="4472852" cy="3699164"/>
                                     </a:xfrm>
                                     <a:prstGeom prst="rect">
                                       <a:avLst/>
@@ -288,64 +279,41 @@
       <w:r>
         <w:t xml:space="preserve">. </w:t>
       </w:r>
-      <w:ins w:id="1" w:author="Iliana Medina Guzman" w:date="2025-08-04T21:16:00Z" w16du:dateUtc="2025-08-04T11:16:00Z">
-        <w:r>
-          <w:t>This should be exactly the same file</w:t>
-        </w:r>
-      </w:ins>
-      <w:ins w:id="2" w:author="Iliana Medina Guzman" w:date="2025-08-04T21:17:00Z" w16du:dateUtc="2025-08-04T11:17:00Z">
-        <w:r>
-          <w:t>s</w:t>
-        </w:r>
-      </w:ins>
-      <w:ins w:id="3" w:author="Iliana Medina Guzman" w:date="2025-08-04T21:16:00Z" w16du:dateUtc="2025-08-04T11:16:00Z">
-        <w:r>
-          <w:t xml:space="preserve"> you download from C</w:t>
-        </w:r>
-      </w:ins>
-      <w:ins w:id="4" w:author="Iliana Medina Guzman" w:date="2025-08-04T21:17:00Z" w16du:dateUtc="2025-08-04T11:17:00Z">
-        <w:r>
-          <w:t>ANVAS</w:t>
-        </w:r>
-      </w:ins>
-      <w:ins w:id="5" w:author="Iliana Medina Guzman" w:date="2025-08-04T21:16:00Z" w16du:dateUtc="2025-08-04T11:16:00Z">
-        <w:r>
-          <w:t xml:space="preserve">. </w:t>
-        </w:r>
-      </w:ins>
+      <w:r>
+        <w:t xml:space="preserve">This should be </w:t>
+      </w:r>
+      <w:proofErr w:type="gramStart"/>
+      <w:r>
+        <w:t>exactly the same</w:t>
+      </w:r>
+      <w:proofErr w:type="gramEnd"/>
+      <w:r>
+        <w:t xml:space="preserve"> files you download from CANVAS. </w:t>
+      </w:r>
       <w:r>
         <w:t>Your</w:t>
       </w:r>
       <w:r>
         <w:t xml:space="preserve"> </w:t>
       </w:r>
-      <w:del w:id="6" w:author="Iliana Medina Guzman" w:date="2025-08-04T21:16:00Z" w16du:dateUtc="2025-08-04T11:16:00Z">
-        <w:r>
-          <w:delText xml:space="preserve">file </w:delText>
-        </w:r>
-      </w:del>
-      <w:ins w:id="7" w:author="Iliana Medina Guzman" w:date="2025-08-04T21:16:00Z" w16du:dateUtc="2025-08-04T11:16:00Z">
-        <w:r>
-          <w:t>fo</w:t>
-        </w:r>
-      </w:ins>
-      <w:ins w:id="8" w:author="Iliana Medina Guzman" w:date="2025-08-04T21:17:00Z" w16du:dateUtc="2025-08-04T11:17:00Z">
-        <w:r>
-          <w:t>lder</w:t>
-        </w:r>
-      </w:ins>
-      <w:ins w:id="9" w:author="Iliana Medina Guzman" w:date="2025-08-04T21:16:00Z" w16du:dateUtc="2025-08-04T11:16:00Z">
-        <w:r>
-          <w:t xml:space="preserve"> </w:t>
-        </w:r>
-      </w:ins>
-      <w:r>
-        <w:t xml:space="preserve">(e.g Kristoffer_Wild_S007341)  that contains all of these documents should be zipped </w:t>
+      <w:r>
+        <w:t xml:space="preserve">folder </w:t>
       </w:r>
       <w:r>
         <w:t>(</w:t>
       </w:r>
-      <w:hyperlink r:id="rId12" w:history="1">
+      <w:proofErr w:type="spellStart"/>
+      <w:r>
+        <w:t>e.g</w:t>
+      </w:r>
+      <w:proofErr w:type="spellEnd"/>
+      <w:r>
+        <w:t xml:space="preserve"> Kristoffer_Wild_S007341)  that contains all of these documents should be zipped </w:t>
+      </w:r>
+      <w:r>
+        <w:t>(</w:t>
+      </w:r>
+      <w:hyperlink r:id="rId8" w:history="1">
         <w:r>
           <w:rPr>
             <w:rStyle w:val="Hyperlink"/>
@@ -383,24 +351,15 @@
       <w:r>
         <w:t xml:space="preserve">Your Quarto document </w:t>
       </w:r>
-      <w:del w:id="10" w:author="Iliana Medina Guzman" w:date="2025-08-04T21:17:00Z" w16du:dateUtc="2025-08-04T11:17:00Z">
-        <w:r>
-          <w:delText xml:space="preserve">will </w:delText>
-        </w:r>
-      </w:del>
-      <w:ins w:id="11" w:author="Iliana Medina Guzman" w:date="2025-08-04T21:17:00Z" w16du:dateUtc="2025-08-04T11:17:00Z">
-        <w:r>
-          <w:t xml:space="preserve">should </w:t>
-        </w:r>
-      </w:ins>
+      <w:r>
+        <w:t xml:space="preserve">should </w:t>
+      </w:r>
       <w:r>
         <w:t xml:space="preserve">contain the following ‘main headers’ </w:t>
       </w:r>
-      <w:ins w:id="12" w:author="Iliana Medina Guzman" w:date="2025-08-04T21:17:00Z" w16du:dateUtc="2025-08-04T11:17:00Z">
-        <w:r>
-          <w:t xml:space="preserve">in </w:t>
-        </w:r>
-      </w:ins>
+      <w:r>
+        <w:t xml:space="preserve">in </w:t>
+      </w:r>
       <w:r>
         <w:t>THIS ORDER</w:t>
       </w:r>
@@ -467,22 +426,17 @@
       <w:pPr>
         <w:pStyle w:val="ListParagraph"/>
       </w:pPr>
-      <w:ins w:id="13" w:author="Iliana Medina Guzman" w:date="2025-08-04T21:18:00Z" w16du:dateUtc="2025-08-04T11:18:00Z">
-        <w:r>
-          <w:t>l</w:t>
-        </w:r>
-      </w:ins>
-      <w:del w:id="14" w:author="Iliana Medina Guzman" w:date="2025-08-04T21:18:00Z" w16du:dateUtc="2025-08-04T11:18:00Z">
-        <w:r>
-          <w:delText>L</w:delText>
-        </w:r>
-      </w:del>
+      <w:r>
+        <w:t>l</w:t>
+      </w:r>
       <w:r>
         <w:t>ibrary(</w:t>
       </w:r>
+      <w:proofErr w:type="spellStart"/>
       <w:r>
         <w:t>stringr</w:t>
       </w:r>
+      <w:proofErr w:type="spellEnd"/>
       <w:r>
         <w:t>)</w:t>
       </w:r>
@@ -497,18 +451,19 @@
       <w:pPr>
         <w:pStyle w:val="ListParagraph"/>
       </w:pPr>
-      <w:ins w:id="15" w:author="Iliana Medina Guzman" w:date="2025-08-04T21:18:00Z" w16du:dateUtc="2025-08-04T11:18:00Z">
-        <w:r>
-          <w:t>l</w:t>
-        </w:r>
-      </w:ins>
-      <w:del w:id="16" w:author="Iliana Medina Guzman" w:date="2025-08-04T21:18:00Z" w16du:dateUtc="2025-08-04T11:18:00Z">
-        <w:r>
-          <w:delText>L</w:delText>
-        </w:r>
-      </w:del>
-      <w:r>
-        <w:t>ibrary(lubridate) # package used for cleaning up dates and times</w:t>
+      <w:r>
+        <w:t>l</w:t>
+      </w:r>
+      <w:r>
+        <w:t>ibrary(</w:t>
+      </w:r>
+      <w:proofErr w:type="spellStart"/>
+      <w:r>
+        <w:t>lubridate</w:t>
+      </w:r>
+      <w:proofErr w:type="spellEnd"/>
+      <w:r>
+        <w:t>) # package used for cleaning up dates and times</w:t>
       </w:r>
     </w:p>
     <w:p/>
@@ -570,21 +525,13 @@
         </w:rPr>
         <w:t xml:space="preserve"> </w:t>
       </w:r>
-      <w:commentRangeStart w:id="17"/>
       <w:r>
         <w:rPr>
           <w:b/>
           <w:bCs/>
           <w:u w:val="single"/>
         </w:rPr>
-        <w:t>10</w:t>
-      </w:r>
-      <w:commentRangeEnd w:id="17"/>
-      <w:r>
-        <w:rPr>
-          <w:rStyle w:val="CommentReference"/>
-        </w:rPr>
-        <w:commentReference w:id="17"/>
+        <w:t>5</w:t>
       </w:r>
       <w:r>
         <w:rPr>
@@ -592,7 +539,7 @@
           <w:bCs/>
           <w:u w:val="single"/>
         </w:rPr>
-        <w:t xml:space="preserve"> functions covered in the lecture</w:t>
+        <w:t xml:space="preserve"> </w:t>
       </w:r>
       <w:r>
         <w:rPr>
@@ -600,6 +547,14 @@
           <w:bCs/>
           <w:u w:val="single"/>
         </w:rPr>
+        <w:t>functions covered in the lecture</w:t>
+      </w:r>
+      <w:r>
+        <w:rPr>
+          <w:b/>
+          <w:bCs/>
+          <w:u w:val="single"/>
+        </w:rPr>
         <w:t>s 2-4</w:t>
       </w:r>
       <w:r>
@@ -608,32 +563,18 @@
       <w:r>
         <w:t xml:space="preserve">. Note this is not </w:t>
       </w:r>
-      <w:del w:id="18" w:author="Iliana Medina Guzman" w:date="2025-08-04T21:18:00Z" w16du:dateUtc="2025-08-04T11:18:00Z">
-        <w:r>
-          <w:delText xml:space="preserve">with </w:delText>
-        </w:r>
-      </w:del>
-      <w:ins w:id="19" w:author="Iliana Medina Guzman" w:date="2025-08-04T21:18:00Z" w16du:dateUtc="2025-08-04T11:18:00Z">
-        <w:r>
-          <w:t xml:space="preserve">related to </w:t>
-        </w:r>
-      </w:ins>
+      <w:r>
+        <w:t xml:space="preserve">related to </w:t>
+      </w:r>
       <w:r>
         <w:t>your project data</w:t>
       </w:r>
       <w:r>
         <w:t xml:space="preserve">. In the Quarto document, ABOVE the code chunk of your example, you will document what </w:t>
       </w:r>
-      <w:del w:id="20" w:author="Iliana Medina Guzman" w:date="2025-08-04T21:19:00Z" w16du:dateUtc="2025-08-04T11:19:00Z">
-        <w:r>
-          <w:delText xml:space="preserve">the </w:delText>
-        </w:r>
-      </w:del>
-      <w:ins w:id="21" w:author="Iliana Medina Guzman" w:date="2025-08-04T21:19:00Z" w16du:dateUtc="2025-08-04T11:19:00Z">
-        <w:r>
-          <w:t xml:space="preserve">each </w:t>
-        </w:r>
-      </w:ins>
+      <w:r>
+        <w:t xml:space="preserve">each </w:t>
+      </w:r>
       <w:r>
         <w:t xml:space="preserve">function is doing and how it works. Be sure each example is clearly numbered. Here is how this section would look: </w:t>
       </w:r>
@@ -676,7 +617,7 @@
                     <pic:cNvPicPr/>
                   </pic:nvPicPr>
                   <pic:blipFill>
-                    <a:blip r:embed="rId13" cstate="print">
+                    <a:blip r:embed="rId9" cstate="print">
                       <a:extLst>
                         <a:ext uri="{28A0092B-C50C-407E-A947-70E740481C1C}">
                           <a14:useLocalDpi xmlns:a14="http://schemas.microsoft.com/office/drawing/2010/main" val="0"/>
@@ -755,144 +696,76 @@
           <w:b/>
           <w:bCs/>
         </w:rPr>
-        <w:t xml:space="preserve">Project </w:t>
-      </w:r>
-      <w:del w:id="22" w:author="Iliana Medina Guzman" w:date="2025-08-04T21:41:00Z" w16du:dateUtc="2025-08-04T11:41:00Z">
-        <w:r>
-          <w:rPr>
-            <w:b/>
-            <w:bCs/>
-          </w:rPr>
-          <w:delText xml:space="preserve">cleaning </w:delText>
-        </w:r>
-      </w:del>
-      <w:r>
-        <w:rPr>
-          <w:b/>
-          <w:bCs/>
-        </w:rPr>
-        <w:t xml:space="preserve">protocol (10%): </w:t>
+        <w:t xml:space="preserve">Project protocol (10%): </w:t>
       </w:r>
       <w:r>
         <w:t>You must provide</w:t>
       </w:r>
-      <w:ins w:id="23" w:author="Iliana Medina Guzman" w:date="2025-08-04T21:22:00Z" w16du:dateUtc="2025-08-04T11:22:00Z">
-        <w:r>
-          <w:t xml:space="preserve"> at least</w:t>
-        </w:r>
-      </w:ins>
+      <w:r>
+        <w:t xml:space="preserve"> at least</w:t>
+      </w:r>
       <w:r>
         <w:t xml:space="preserve"> </w:t>
       </w:r>
-      <w:ins w:id="24" w:author="Iliana Medina Guzman" w:date="2025-08-04T21:22:00Z" w16du:dateUtc="2025-08-04T11:22:00Z">
-        <w:r>
-          <w:t>5</w:t>
-        </w:r>
-      </w:ins>
-      <w:del w:id="25" w:author="Iliana Medina Guzman" w:date="2025-08-04T21:22:00Z" w16du:dateUtc="2025-08-04T11:22:00Z">
-        <w:r>
-          <w:delText>4</w:delText>
-        </w:r>
-      </w:del>
+      <w:r>
+        <w:t>5</w:t>
+      </w:r>
       <w:r>
         <w:t xml:space="preserve"> </w:t>
       </w:r>
-      <w:del w:id="26" w:author="Iliana Medina Guzman" w:date="2025-08-04T21:22:00Z" w16du:dateUtc="2025-08-04T11:22:00Z">
-        <w:r>
-          <w:delText xml:space="preserve">examples </w:delText>
-        </w:r>
-      </w:del>
-      <w:ins w:id="27" w:author="Iliana Medina Guzman" w:date="2025-08-04T21:22:00Z" w16du:dateUtc="2025-08-04T11:22:00Z">
-        <w:r>
-          <w:t>steps</w:t>
-        </w:r>
-        <w:r>
-          <w:t xml:space="preserve"> </w:t>
-        </w:r>
-      </w:ins>
+      <w:r>
+        <w:t>steps</w:t>
+      </w:r>
+      <w:r>
+        <w:t xml:space="preserve"> </w:t>
+      </w:r>
       <w:r>
         <w:t xml:space="preserve">of how you </w:t>
       </w:r>
-      <w:ins w:id="28" w:author="Iliana Medina Guzman" w:date="2025-08-04T21:22:00Z" w16du:dateUtc="2025-08-04T11:22:00Z">
-        <w:r>
-          <w:t xml:space="preserve">have </w:t>
-        </w:r>
-      </w:ins>
+      <w:r>
+        <w:t xml:space="preserve">have </w:t>
+      </w:r>
       <w:r>
         <w:t>cleaned</w:t>
       </w:r>
-      <w:ins w:id="29" w:author="Iliana Medina Guzman" w:date="2025-08-04T21:40:00Z" w16du:dateUtc="2025-08-04T11:40:00Z">
-        <w:r>
-          <w:t xml:space="preserve">, </w:t>
-        </w:r>
-      </w:ins>
-      <w:ins w:id="30" w:author="Iliana Medina Guzman" w:date="2025-08-04T21:22:00Z" w16du:dateUtc="2025-08-04T11:22:00Z">
-        <w:r>
-          <w:t>explored</w:t>
-        </w:r>
-      </w:ins>
-      <w:ins w:id="31" w:author="Iliana Medina Guzman" w:date="2025-08-04T21:40:00Z" w16du:dateUtc="2025-08-04T11:40:00Z">
-        <w:r>
-          <w:t>, transformed and prepared</w:t>
-        </w:r>
-      </w:ins>
+      <w:r>
+        <w:t xml:space="preserve">, </w:t>
+      </w:r>
+      <w:r>
+        <w:t>explored</w:t>
+      </w:r>
+      <w:r>
+        <w:t>, transformed and prepared</w:t>
+      </w:r>
       <w:r>
         <w:t xml:space="preserve"> your project</w:t>
       </w:r>
-      <w:ins w:id="32" w:author="Iliana Medina Guzman" w:date="2025-08-04T21:41:00Z" w16du:dateUtc="2025-08-04T11:41:00Z">
-        <w:r>
-          <w:t xml:space="preserve"> data</w:t>
-        </w:r>
-      </w:ins>
-      <w:ins w:id="33" w:author="Iliana Medina Guzman" w:date="2025-08-04T21:40:00Z" w16du:dateUtc="2025-08-04T11:40:00Z">
-        <w:r>
-          <w:t xml:space="preserve"> for the final analyses and plots</w:t>
-        </w:r>
-      </w:ins>
+      <w:r>
+        <w:t xml:space="preserve"> data for the final analyses and plots</w:t>
+      </w:r>
+      <w:r>
+        <w:t xml:space="preserve"> using </w:t>
+      </w:r>
+      <w:proofErr w:type="spellStart"/>
+      <w:r>
+        <w:t>dplyr</w:t>
+      </w:r>
+      <w:proofErr w:type="spellEnd"/>
+      <w:r>
+        <w:t xml:space="preserve"> or other relevant R functions. At least </w:t>
+      </w:r>
+      <w:r>
+        <w:t>2</w:t>
+      </w:r>
       <w:r>
         <w:t xml:space="preserve"> </w:t>
       </w:r>
-      <w:del w:id="34" w:author="Iliana Medina Guzman" w:date="2025-08-04T21:41:00Z" w16du:dateUtc="2025-08-04T11:41:00Z">
-        <w:r>
-          <w:delText xml:space="preserve">data </w:delText>
-        </w:r>
-      </w:del>
-      <w:r>
-        <w:t xml:space="preserve">using dplyr or other relevant R functions. At least </w:t>
-      </w:r>
-      <w:ins w:id="35" w:author="Iliana Medina Guzman" w:date="2025-08-04T21:23:00Z" w16du:dateUtc="2025-08-04T11:23:00Z">
-        <w:r>
-          <w:t>2</w:t>
-        </w:r>
-      </w:ins>
-      <w:del w:id="36" w:author="Iliana Medina Guzman" w:date="2025-08-04T21:23:00Z" w16du:dateUtc="2025-08-04T11:23:00Z">
-        <w:r>
-          <w:delText>3</w:delText>
-        </w:r>
-      </w:del>
+      <w:r>
+        <w:t>of these steps</w:t>
+      </w:r>
       <w:r>
         <w:t xml:space="preserve"> </w:t>
       </w:r>
-      <w:del w:id="37" w:author="Iliana Medina Guzman" w:date="2025-08-04T21:22:00Z" w16du:dateUtc="2025-08-04T11:22:00Z">
-        <w:r>
-          <w:delText xml:space="preserve">examples </w:delText>
-        </w:r>
-      </w:del>
-      <w:ins w:id="38" w:author="Iliana Medina Guzman" w:date="2025-08-04T21:22:00Z" w16du:dateUtc="2025-08-04T11:22:00Z">
-        <w:r>
-          <w:t>of the</w:t>
-        </w:r>
-      </w:ins>
-      <w:ins w:id="39" w:author="Iliana Medina Guzman" w:date="2025-08-04T21:23:00Z" w16du:dateUtc="2025-08-04T11:23:00Z">
-        <w:r>
-          <w:t>se steps</w:t>
-        </w:r>
-      </w:ins>
-      <w:ins w:id="40" w:author="Iliana Medina Guzman" w:date="2025-08-04T21:22:00Z" w16du:dateUtc="2025-08-04T11:22:00Z">
-        <w:r>
-          <w:t xml:space="preserve"> </w:t>
-        </w:r>
-      </w:ins>
       <w:r>
         <w:t>must use pipes (%&gt;%) to combine multiple functions within a single code chunk.</w:t>
       </w:r>
@@ -905,44 +778,37 @@
     <w:p>
       <w:pPr>
         <w:pStyle w:val="ListParagraph"/>
-        <w:rPr>
-          <w:ins w:id="41" w:author="Iliana Medina Guzman" w:date="2025-08-04T21:27:00Z" w16du:dateUtc="2025-08-04T11:27:00Z"/>
-        </w:rPr>
-      </w:pPr>
-      <w:commentRangeStart w:id="42"/>
-      <w:del w:id="43" w:author="Iliana Medina Guzman" w:date="2025-08-04T21:23:00Z" w16du:dateUtc="2025-08-04T11:23:00Z">
-        <w:r>
-          <w:delText xml:space="preserve">Each example </w:delText>
-        </w:r>
-      </w:del>
-      <w:ins w:id="44" w:author="Iliana Medina Guzman" w:date="2025-08-04T21:23:00Z" w16du:dateUtc="2025-08-04T11:23:00Z">
-        <w:r>
-          <w:t xml:space="preserve">At least </w:t>
-        </w:r>
-      </w:ins>
-      <w:ins w:id="45" w:author="Iliana Medina Guzman" w:date="2025-08-04T21:24:00Z" w16du:dateUtc="2025-08-04T11:24:00Z">
-        <w:r>
-          <w:t>three of</w:t>
-        </w:r>
-      </w:ins>
-      <w:ins w:id="46" w:author="Iliana Medina Guzman" w:date="2025-08-04T21:23:00Z" w16du:dateUtc="2025-08-04T11:23:00Z">
-        <w:r>
-          <w:t xml:space="preserve"> the steps above</w:t>
-        </w:r>
-        <w:r>
-          <w:t xml:space="preserve"> </w:t>
-        </w:r>
-      </w:ins>
-      <w:r>
-        <w:t>should address one of the six data exploration steps outlined</w:t>
+      </w:pPr>
+      <w:r>
+        <w:t>At least three of the steps above</w:t>
+      </w:r>
+      <w:r>
+        <w:t xml:space="preserve"> </w:t>
+      </w:r>
+      <w:r>
+        <w:t xml:space="preserve">should address one of the </w:t>
+      </w:r>
+      <w:r>
+        <w:t>five</w:t>
+      </w:r>
+      <w:r>
+        <w:t xml:space="preserve"> </w:t>
+      </w:r>
+      <w:r>
+        <w:t>data exploration steps outlined</w:t>
       </w:r>
       <w:r>
         <w:t xml:space="preserve"> in class from </w:t>
       </w:r>
-      <w:r>
-        <w:t xml:space="preserve">Zuur et al. (2010), </w:t>
-      </w:r>
-      <w:hyperlink r:id="rId14" w:history="1">
+      <w:proofErr w:type="spellStart"/>
+      <w:r>
+        <w:t>Zuur</w:t>
+      </w:r>
+      <w:proofErr w:type="spellEnd"/>
+      <w:r>
+        <w:t xml:space="preserve"> et al. (2010), </w:t>
+      </w:r>
+      <w:hyperlink r:id="rId10" w:history="1">
         <w:r>
           <w:rPr>
             <w:rStyle w:val="Hyperlink"/>
@@ -961,40 +827,26 @@
       <w:r>
         <w:t>:</w:t>
       </w:r>
-      <w:commentRangeEnd w:id="42"/>
-      <w:r>
-        <w:rPr>
-          <w:rStyle w:val="CommentReference"/>
-        </w:rPr>
-        <w:commentReference w:id="42"/>
-      </w:r>
-    </w:p>
-    <w:p>
-      <w:pPr>
-        <w:pStyle w:val="ListParagraph"/>
-      </w:pPr>
     </w:p>
     <w:p>
       <w:pPr>
         <w:numPr>
           <w:ilvl w:val="1"/>
-          <w:numId w:val="1"/>
+          <w:numId w:val="4"/>
         </w:numPr>
       </w:pPr>
       <w:r>
         <w:t>Outlier detection</w:t>
       </w:r>
-      <w:ins w:id="47" w:author="Iliana Medina Guzman" w:date="2025-08-04T21:27:00Z" w16du:dateUtc="2025-08-04T11:27:00Z">
-        <w:r>
-          <w:t xml:space="preserve"> (and/or NA detection)</w:t>
-        </w:r>
-      </w:ins>
+      <w:r>
+        <w:t xml:space="preserve"> (and/or NA detection)</w:t>
+      </w:r>
     </w:p>
     <w:p>
       <w:pPr>
         <w:numPr>
           <w:ilvl w:val="1"/>
-          <w:numId w:val="1"/>
+          <w:numId w:val="4"/>
         </w:numPr>
       </w:pPr>
       <w:r>
@@ -1005,7 +857,7 @@
       <w:pPr>
         <w:numPr>
           <w:ilvl w:val="1"/>
-          <w:numId w:val="1"/>
+          <w:numId w:val="4"/>
         </w:numPr>
       </w:pPr>
       <w:r>
@@ -1016,7 +868,7 @@
       <w:pPr>
         <w:numPr>
           <w:ilvl w:val="1"/>
-          <w:numId w:val="1"/>
+          <w:numId w:val="4"/>
         </w:numPr>
       </w:pPr>
       <w:r>
@@ -1027,77 +879,28 @@
       <w:pPr>
         <w:numPr>
           <w:ilvl w:val="1"/>
-          <w:numId w:val="1"/>
+          <w:numId w:val="4"/>
         </w:numPr>
       </w:pPr>
-      <w:commentRangeStart w:id="48"/>
-      <w:r>
-        <w:t>Collinearity among covariates</w:t>
-      </w:r>
-    </w:p>
-    <w:p>
-      <w:pPr>
-        <w:numPr>
-          <w:ilvl w:val="1"/>
-          <w:numId w:val="1"/>
-        </w:numPr>
-      </w:pPr>
       <w:r>
         <w:t>Relationships between Y and X variables</w:t>
       </w:r>
-      <w:commentRangeEnd w:id="48"/>
-      <w:r>
-        <w:rPr>
-          <w:rStyle w:val="CommentReference"/>
-        </w:rPr>
-        <w:commentReference w:id="48"/>
-      </w:r>
     </w:p>
     <w:p>
       <w:pPr>
         <w:pStyle w:val="ListParagraph"/>
-        <w:rPr>
-          <w:del w:id="49" w:author="Iliana Medina Guzman" w:date="2025-08-04T21:29:00Z" w16du:dateUtc="2025-08-04T11:29:00Z"/>
-        </w:rPr>
-      </w:pPr>
-      <w:del w:id="50" w:author="Iliana Medina Guzman" w:date="2025-08-04T21:28:00Z" w16du:dateUtc="2025-08-04T11:28:00Z">
-        <w:r>
-          <w:delText>At least one of your examples must c</w:delText>
-        </w:r>
-      </w:del>
-      <w:del w:id="51" w:author="Iliana Medina Guzman" w:date="2025-08-04T21:29:00Z" w16du:dateUtc="2025-08-04T11:29:00Z">
-        <w:r>
-          <w:delText>learly indicate which of these six steps your cleaning process addresses. This should be mentioned explicitly in part (a).</w:delText>
-        </w:r>
-      </w:del>
+      </w:pPr>
     </w:p>
     <w:p>
       <w:pPr>
         <w:pStyle w:val="ListParagraph"/>
       </w:pPr>
-    </w:p>
-    <w:p>
-      <w:pPr>
-        <w:pStyle w:val="ListParagraph"/>
-      </w:pPr>
       <w:r>
         <w:t xml:space="preserve">For each </w:t>
       </w:r>
-      <w:del w:id="52" w:author="Iliana Medina Guzman" w:date="2025-08-04T21:29:00Z" w16du:dateUtc="2025-08-04T11:29:00Z">
-        <w:r>
-          <w:delText>example</w:delText>
-        </w:r>
-      </w:del>
-      <w:ins w:id="53" w:author="Iliana Medina Guzman" w:date="2025-08-04T21:29:00Z" w16du:dateUtc="2025-08-04T11:29:00Z">
-        <w:r>
-          <w:t>step</w:t>
-        </w:r>
-      </w:ins>
-      <w:ins w:id="54" w:author="Iliana Medina Guzman" w:date="2025-08-04T21:30:00Z" w16du:dateUtc="2025-08-04T11:30:00Z">
-        <w:r>
-          <w:t xml:space="preserve"> in your code</w:t>
-        </w:r>
-      </w:ins>
+      <w:r>
+        <w:t>step in your code</w:t>
+      </w:r>
       <w:r>
         <w:t>, include a complete sentence above the code chunk covering:</w:t>
       </w:r>
@@ -1118,10 +921,21 @@
         <w:t xml:space="preserve"> (or the check you are doing)</w:t>
       </w:r>
       <w:r>
-        <w:t>, and which of the six Zuur et al. (2010) steps this corresponds to</w:t>
+        <w:t xml:space="preserve">, and which of the six </w:t>
+      </w:r>
+      <w:proofErr w:type="spellStart"/>
+      <w:r>
+        <w:t>Zuur</w:t>
+      </w:r>
+      <w:proofErr w:type="spellEnd"/>
+      <w:r>
+        <w:t xml:space="preserve"> et al. (2010) steps this corresponds to</w:t>
       </w:r>
       <w:r>
         <w:t>.</w:t>
+      </w:r>
+      <w:r>
+        <w:t xml:space="preserve"> </w:t>
       </w:r>
     </w:p>
     <w:p>
@@ -1133,32 +947,8 @@
         </w:numPr>
         <w:ind w:left="1418" w:hanging="284"/>
       </w:pPr>
-      <w:commentRangeStart w:id="55"/>
-      <w:r>
-        <w:t xml:space="preserve"> What function(s) you </w:t>
-      </w:r>
-      <w:del w:id="56" w:author="Iliana Medina Guzman" w:date="2025-08-04T21:31:00Z" w16du:dateUtc="2025-08-04T11:31:00Z">
-        <w:r>
-          <w:delText xml:space="preserve">used </w:delText>
-        </w:r>
-      </w:del>
-      <w:ins w:id="57" w:author="Iliana Medina Guzman" w:date="2025-08-04T21:31:00Z" w16du:dateUtc="2025-08-04T11:31:00Z">
-        <w:r>
-          <w:t>will use</w:t>
-        </w:r>
-        <w:r>
-          <w:t xml:space="preserve"> </w:t>
-        </w:r>
-      </w:ins>
-      <w:r>
-        <w:t>and a brief description of what they do</w:t>
-      </w:r>
-      <w:commentRangeEnd w:id="55"/>
-      <w:r>
-        <w:rPr>
-          <w:rStyle w:val="CommentReference"/>
-        </w:rPr>
-        <w:commentReference w:id="55"/>
+      <w:r>
+        <w:t>What the entire code chunk accomplishes from start to finish</w:t>
       </w:r>
     </w:p>
     <w:p>
@@ -1171,87 +961,25 @@
         <w:ind w:left="1418" w:hanging="284"/>
       </w:pPr>
       <w:r>
-        <w:t>What the entire code chunk accomplishes from start to finish</w:t>
-      </w:r>
-    </w:p>
-    <w:p>
-      <w:pPr>
-        <w:pStyle w:val="ListParagraph"/>
-        <w:numPr>
-          <w:ilvl w:val="0"/>
-          <w:numId w:val="3"/>
-        </w:numPr>
-        <w:ind w:left="1418" w:hanging="284"/>
-        <w:rPr>
-          <w:del w:id="58" w:author="Iliana Medina Guzman" w:date="2025-08-04T21:31:00Z" w16du:dateUtc="2025-08-04T11:31:00Z"/>
-        </w:rPr>
-      </w:pPr>
-      <w:r>
-        <w:t xml:space="preserve">Use a </w:t>
-      </w:r>
-      <w:commentRangeStart w:id="59"/>
-      <w:r>
-        <w:t xml:space="preserve">basic </w:t>
-      </w:r>
-      <w:del w:id="60" w:author="Iliana Medina Guzman" w:date="2025-08-04T21:32:00Z" w16du:dateUtc="2025-08-04T11:32:00Z">
-        <w:r>
-          <w:delText xml:space="preserve">visual </w:delText>
-        </w:r>
-      </w:del>
-      <w:r>
-        <w:t xml:space="preserve">check </w:t>
-      </w:r>
-      <w:commentRangeEnd w:id="59"/>
-      <w:r>
-        <w:rPr>
-          <w:rStyle w:val="CommentReference"/>
-        </w:rPr>
-        <w:commentReference w:id="59"/>
-      </w:r>
-      <w:r>
-        <w:t xml:space="preserve">(e.g. head(), plot(), boxplot(), or hist()) to show how the final data is cleaner </w:t>
-      </w:r>
-      <w:ins w:id="61" w:author="Iliana Medina Guzman" w:date="2025-08-04T21:31:00Z" w16du:dateUtc="2025-08-04T11:31:00Z">
-        <w:r>
-          <w:t>and that your code achieved what it intended</w:t>
-        </w:r>
-      </w:ins>
-      <w:ins w:id="62" w:author="Iliana Medina Guzman" w:date="2025-08-04T21:37:00Z" w16du:dateUtc="2025-08-04T11:37:00Z">
-        <w:r>
-          <w:t>.</w:t>
-        </w:r>
-      </w:ins>
-      <w:del w:id="63" w:author="Iliana Medina Guzman" w:date="2025-08-04T21:31:00Z" w16du:dateUtc="2025-08-04T11:31:00Z">
-        <w:r>
-          <w:delText>or easier to work with</w:delText>
-        </w:r>
-      </w:del>
-    </w:p>
-    <w:p>
-      <w:pPr>
-        <w:pStyle w:val="ListParagraph"/>
-        <w:numPr>
-          <w:ilvl w:val="0"/>
-          <w:numId w:val="3"/>
-        </w:numPr>
-        <w:ind w:left="1418" w:hanging="284"/>
-        <w:rPr>
-          <w:ins w:id="64" w:author="Iliana Medina Guzman" w:date="2025-08-04T21:31:00Z" w16du:dateUtc="2025-08-04T11:31:00Z"/>
-        </w:rPr>
-      </w:pPr>
+        <w:t>Use a basic check (e.g. head(), plot(), boxplot(),</w:t>
+      </w:r>
+      <w:r>
+        <w:t xml:space="preserve"> table(), </w:t>
+      </w:r>
+      <w:r>
+        <w:t xml:space="preserve">hist()to show how the final data is cleaner </w:t>
+      </w:r>
+      <w:r>
+        <w:t>and that your code achieved what it intended</w:t>
+      </w:r>
+      <w:r>
+        <w:t>.</w:t>
+      </w:r>
     </w:p>
     <w:p>
       <w:pPr>
         <w:ind w:left="1134"/>
-        <w:pPrChange w:id="65" w:author="Iliana Medina Guzman" w:date="2025-08-04T21:31:00Z" w16du:dateUtc="2025-08-04T11:31:00Z">
-          <w:pPr/>
-        </w:pPrChange>
-      </w:pPr>
-      <w:del w:id="66" w:author="Iliana Medina Guzman" w:date="2025-08-04T21:31:00Z" w16du:dateUtc="2025-08-04T11:31:00Z">
-        <w:r>
-          <w:delText xml:space="preserve">       </w:delText>
-        </w:r>
-      </w:del>
+      </w:pPr>
     </w:p>
     <w:p>
       <w:r>
@@ -1264,7 +992,15 @@
         <w:t>shown,</w:t>
       </w:r>
       <w:r>
-        <w:t xml:space="preserve"> and the final object is shown (there are options in the .rmd file to be sure this information shows! Finally, notice there are no messages or warnings shown - be sure to turn these options off. Use this example as a guide for your own data. </w:t>
+        <w:t xml:space="preserve"> and the final object is shown (there are options in the .</w:t>
+      </w:r>
+      <w:proofErr w:type="spellStart"/>
+      <w:r>
+        <w:t>rmd</w:t>
+      </w:r>
+      <w:proofErr w:type="spellEnd"/>
+      <w:r>
+        <w:t xml:space="preserve"> file to be sure this information shows! Finally, notice there are no messages or warnings shown - be sure to turn these options off. Use this example as a guide for your own data. </w:t>
       </w:r>
     </w:p>
     <w:p>
@@ -1278,7 +1014,7 @@
         <mc:AlternateContent>
           <mc:Choice Requires="wps">
             <w:drawing>
-              <wp:anchor distT="0" distB="0" distL="114300" distR="114300" simplePos="0" relativeHeight="251661312" behindDoc="1" locked="0" layoutInCell="1" allowOverlap="1" wp14:anchorId="600DA94D" wp14:editId="709B13DD">
+              <wp:anchor distT="0" distB="0" distL="114300" distR="114300" simplePos="0" relativeHeight="251661312" behindDoc="1" locked="0" layoutInCell="1" allowOverlap="1" wp14:anchorId="600DA94D" wp14:editId="6689A358">
                 <wp:simplePos x="0" y="0"/>
                 <wp:positionH relativeFrom="column">
                   <wp:posOffset>-235585</wp:posOffset>
@@ -1325,20 +1061,11 @@
                               <w:jc w:val="center"/>
                             </w:pPr>
                             <w:r>
-                              <w:rPr>
-                                <w:noProof/>
-                              </w:rPr>
                               <w:drawing>
-                                <wp:inline distT="0" distB="0" distL="0" distR="0" wp14:anchorId="490A7C36" wp14:editId="10D23557">
-                                  <wp:extent cx="5098472" cy="5332730"/>
+                                <wp:inline distT="0" distB="0" distL="0" distR="0" wp14:anchorId="66E60482" wp14:editId="2147CCD0">
+                                  <wp:extent cx="5349240" cy="5332730"/>
                                   <wp:effectExtent l="0" t="0" r="0" b="1270"/>
-                                  <wp:docPr id="39" name="Picture 38">
-                                    <a:extLst xmlns:a="http://schemas.openxmlformats.org/drawingml/2006/main">
-                                      <a:ext uri="{FF2B5EF4-FFF2-40B4-BE49-F238E27FC236}">
-                                        <a16:creationId xmlns:a16="http://schemas.microsoft.com/office/drawing/2014/main" id="{9050C348-8785-5FAF-C75D-DD37FF9F6AF7}"/>
-                                      </a:ext>
-                                    </a:extLst>
-                                  </wp:docPr>
+                                  <wp:docPr id="69852691" name="Picture 1"/>
                                   <wp:cNvGraphicFramePr>
                                     <a:graphicFrameLocks xmlns:a="http://schemas.openxmlformats.org/drawingml/2006/main" noChangeAspect="1"/>
                                   </wp:cNvGraphicFramePr>
@@ -1346,38 +1073,23 @@
                                     <a:graphicData uri="http://schemas.openxmlformats.org/drawingml/2006/picture">
                                       <pic:pic xmlns:pic="http://schemas.openxmlformats.org/drawingml/2006/picture">
                                         <pic:nvPicPr>
-                                          <pic:cNvPr id="39" name="Picture 38">
-                                            <a:extLst>
-                                              <a:ext uri="{FF2B5EF4-FFF2-40B4-BE49-F238E27FC236}">
-                                                <a16:creationId xmlns:a16="http://schemas.microsoft.com/office/drawing/2014/main" id="{9050C348-8785-5FAF-C75D-DD37FF9F6AF7}"/>
-                                              </a:ext>
-                                            </a:extLst>
-                                          </pic:cNvPr>
-                                          <pic:cNvPicPr>
-                                            <a:picLocks noChangeAspect="1"/>
-                                          </pic:cNvPicPr>
+                                          <pic:cNvPr id="69852691" name=""/>
+                                          <pic:cNvPicPr/>
                                         </pic:nvPicPr>
-                                        <pic:blipFill rotWithShape="1">
-                                          <a:blip r:embed="rId15"/>
-                                          <a:srcRect r="13377"/>
-                                          <a:stretch/>
+                                        <pic:blipFill>
+                                          <a:blip r:embed="rId11"/>
+                                          <a:stretch>
+                                            <a:fillRect/>
+                                          </a:stretch>
                                         </pic:blipFill>
-                                        <pic:spPr bwMode="auto">
+                                        <pic:spPr>
                                           <a:xfrm>
                                             <a:off x="0" y="0"/>
-                                            <a:ext cx="5098472" cy="5332730"/>
+                                            <a:ext cx="5349240" cy="5332730"/>
                                           </a:xfrm>
                                           <a:prstGeom prst="rect">
                                             <a:avLst/>
                                           </a:prstGeom>
-                                          <a:ln>
-                                            <a:noFill/>
-                                          </a:ln>
-                                          <a:extLst>
-                                            <a:ext uri="{53640926-AAD7-44D8-BBD7-CCE9431645EC}">
-                                              <a14:shadowObscured xmlns:a14="http://schemas.microsoft.com/office/drawing/2010/main"/>
-                                            </a:ext>
-                                          </a:extLst>
                                         </pic:spPr>
                                       </pic:pic>
                                     </a:graphicData>
@@ -1416,20 +1128,11 @@
                         <w:jc w:val="center"/>
                       </w:pPr>
                       <w:r>
-                        <w:rPr>
-                          <w:noProof/>
-                        </w:rPr>
                         <w:drawing>
-                          <wp:inline distT="0" distB="0" distL="0" distR="0" wp14:anchorId="490A7C36" wp14:editId="10D23557">
-                            <wp:extent cx="5098472" cy="5332730"/>
+                          <wp:inline distT="0" distB="0" distL="0" distR="0" wp14:anchorId="66E60482" wp14:editId="2147CCD0">
+                            <wp:extent cx="5349240" cy="5332730"/>
                             <wp:effectExtent l="0" t="0" r="0" b="1270"/>
-                            <wp:docPr id="39" name="Picture 38">
-                              <a:extLst xmlns:a="http://schemas.openxmlformats.org/drawingml/2006/main">
-                                <a:ext uri="{FF2B5EF4-FFF2-40B4-BE49-F238E27FC236}">
-                                  <a16:creationId xmlns:a16="http://schemas.microsoft.com/office/drawing/2014/main" id="{9050C348-8785-5FAF-C75D-DD37FF9F6AF7}"/>
-                                </a:ext>
-                              </a:extLst>
-                            </wp:docPr>
+                            <wp:docPr id="69852691" name="Picture 1"/>
                             <wp:cNvGraphicFramePr>
                               <a:graphicFrameLocks xmlns:a="http://schemas.openxmlformats.org/drawingml/2006/main" noChangeAspect="1"/>
                             </wp:cNvGraphicFramePr>
@@ -1437,38 +1140,23 @@
                               <a:graphicData uri="http://schemas.openxmlformats.org/drawingml/2006/picture">
                                 <pic:pic xmlns:pic="http://schemas.openxmlformats.org/drawingml/2006/picture">
                                   <pic:nvPicPr>
-                                    <pic:cNvPr id="39" name="Picture 38">
-                                      <a:extLst>
-                                        <a:ext uri="{FF2B5EF4-FFF2-40B4-BE49-F238E27FC236}">
-                                          <a16:creationId xmlns:a16="http://schemas.microsoft.com/office/drawing/2014/main" id="{9050C348-8785-5FAF-C75D-DD37FF9F6AF7}"/>
-                                        </a:ext>
-                                      </a:extLst>
-                                    </pic:cNvPr>
-                                    <pic:cNvPicPr>
-                                      <a:picLocks noChangeAspect="1"/>
-                                    </pic:cNvPicPr>
+                                    <pic:cNvPr id="69852691" name=""/>
+                                    <pic:cNvPicPr/>
                                   </pic:nvPicPr>
-                                  <pic:blipFill rotWithShape="1">
-                                    <a:blip r:embed="rId15"/>
-                                    <a:srcRect r="13377"/>
-                                    <a:stretch/>
+                                  <pic:blipFill>
+                                    <a:blip r:embed="rId11"/>
+                                    <a:stretch>
+                                      <a:fillRect/>
+                                    </a:stretch>
                                   </pic:blipFill>
-                                  <pic:spPr bwMode="auto">
+                                  <pic:spPr>
                                     <a:xfrm>
                                       <a:off x="0" y="0"/>
-                                      <a:ext cx="5098472" cy="5332730"/>
+                                      <a:ext cx="5349240" cy="5332730"/>
                                     </a:xfrm>
                                     <a:prstGeom prst="rect">
                                       <a:avLst/>
                                     </a:prstGeom>
-                                    <a:ln>
-                                      <a:noFill/>
-                                    </a:ln>
-                                    <a:extLst>
-                                      <a:ext uri="{53640926-AAD7-44D8-BBD7-CCE9431645EC}">
-                                        <a14:shadowObscured xmlns:a14="http://schemas.microsoft.com/office/drawing/2010/main"/>
-                                      </a:ext>
-                                    </a:extLst>
                                   </pic:spPr>
                                 </pic:pic>
                               </a:graphicData>
@@ -1498,27 +1186,12 @@
           <w:bCs/>
         </w:rPr>
       </w:pPr>
-      <w:commentRangeStart w:id="67"/>
-      <w:r>
-        <w:rPr>
-          <w:b/>
-          <w:bCs/>
-        </w:rPr>
-        <w:t xml:space="preserve">File </w:t>
-      </w:r>
-      <w:commentRangeEnd w:id="67"/>
-      <w:r>
-        <w:rPr>
-          <w:rStyle w:val="CommentReference"/>
-        </w:rPr>
-        <w:commentReference w:id="67"/>
-      </w:r>
-      <w:r>
-        <w:rPr>
-          <w:b/>
-          <w:bCs/>
-        </w:rPr>
-        <w:t>formatting and how it is saved (</w:t>
+      <w:r>
+        <w:rPr>
+          <w:b/>
+          <w:bCs/>
+        </w:rPr>
+        <w:t>File formatting and how it is saved (</w:t>
       </w:r>
       <w:r>
         <w:rPr>
@@ -1589,7 +1262,15 @@
         </w:rPr>
       </w:pPr>
       <w:r>
-        <w:t>Is the file and project name correct?</w:t>
+        <w:t xml:space="preserve">Is the file and project </w:t>
+      </w:r>
+      <w:proofErr w:type="gramStart"/>
+      <w:r>
+        <w:t>name</w:t>
+      </w:r>
+      <w:proofErr w:type="gramEnd"/>
+      <w:r>
+        <w:t xml:space="preserve"> correct?</w:t>
       </w:r>
     </w:p>
     <w:p>
@@ -1687,24 +1368,13 @@
         </w:rPr>
         <w:t xml:space="preserve">1) Libraries; 2) Lecture notes; 3) </w:t>
       </w:r>
-      <w:del w:id="68" w:author="Iliana Medina Guzman" w:date="2025-08-04T21:42:00Z" w16du:dateUtc="2025-08-04T11:42:00Z">
-        <w:r>
-          <w:rPr>
-            <w:b/>
-            <w:bCs/>
-          </w:rPr>
-          <w:delText xml:space="preserve">Cleaning </w:delText>
-        </w:r>
-      </w:del>
-      <w:ins w:id="69" w:author="Iliana Medina Guzman" w:date="2025-08-04T21:42:00Z" w16du:dateUtc="2025-08-04T11:42:00Z">
-        <w:r>
-          <w:rPr>
-            <w:b/>
-            <w:bCs/>
-          </w:rPr>
-          <w:t xml:space="preserve">Project </w:t>
-        </w:r>
-      </w:ins>
+      <w:r>
+        <w:rPr>
+          <w:b/>
+          <w:bCs/>
+        </w:rPr>
+        <w:t xml:space="preserve">Project </w:t>
+      </w:r>
       <w:r>
         <w:rPr>
           <w:b/>
@@ -1726,7 +1396,15 @@
         </w:rPr>
       </w:pPr>
       <w:r>
-        <w:t xml:space="preserve">Do the outputs for the code chunks show the loaded libraries, functions you’re explaining and your project cleaning examples when the file is rendered to a Word document? </w:t>
+        <w:t xml:space="preserve">Do the outputs for the code chunks show the loaded libraries, functions you’re </w:t>
+      </w:r>
+      <w:proofErr w:type="gramStart"/>
+      <w:r>
+        <w:t>explaining</w:t>
+      </w:r>
+      <w:proofErr w:type="gramEnd"/>
+      <w:r>
+        <w:t xml:space="preserve"> and your project cleaning examples when the file is rendered to a Word document? </w:t>
       </w:r>
     </w:p>
     <w:p>
@@ -1780,7 +1458,7 @@
       </w:r>
     </w:p>
     <w:sectPr>
-      <w:headerReference w:type="default" r:id="rId16"/>
+      <w:headerReference w:type="default" r:id="rId12"/>
       <w:pgSz w:w="12240" w:h="15840"/>
       <w:pgMar w:top="1440" w:right="1440" w:bottom="0" w:left="1440" w:header="708" w:footer="708" w:gutter="0"/>
       <w:cols w:space="708"/>
@@ -1788,188 +1466,6 @@
     </w:sectPr>
   </w:body>
 </w:document>
-</file>
-
-<file path=word/comments.xml><?xml version="1.0" encoding="utf-8"?>
-<w:comments xmlns:wpc="http://schemas.microsoft.com/office/word/2010/wordprocessingCanvas" xmlns:cx="http://schemas.microsoft.com/office/drawing/2014/chartex" xmlns:cx1="http://schemas.microsoft.com/office/drawing/2015/9/8/chartex" xmlns:cx2="http://schemas.microsoft.com/office/drawing/2015/10/21/chartex" xmlns:cx3="http://schemas.microsoft.com/office/drawing/2016/5/9/chartex" xmlns:cx4="http://schemas.microsoft.com/office/drawing/2016/5/10/chartex" xmlns:cx5="http://schemas.microsoft.com/office/drawing/2016/5/11/chartex" xmlns:cx6="http://schemas.microsoft.com/office/drawing/2016/5/12/chartex" xmlns:cx7="http://schemas.microsoft.com/office/drawing/2016/5/13/chartex" xmlns:cx8="http://schemas.microsoft.com/office/drawing/2016/5/14/chartex" xmlns:mc="http://schemas.openxmlformats.org/markup-compatibility/2006" xmlns:aink="http://schemas.microsoft.com/office/drawing/2016/ink" xmlns:am3d="http://schemas.microsoft.com/office/drawing/2017/model3d" xmlns:o="urn:schemas-microsoft-com:office:office" xmlns:oel="http://schemas.microsoft.com/office/2019/extlst" xmlns:r="http://schemas.openxmlformats.org/officeDocument/2006/relationships" xmlns:m="http://schemas.openxmlformats.org/officeDocument/2006/math" xmlns:v="urn:schemas-microsoft-com:vml" xmlns:wp14="http://schemas.microsoft.com/office/word/2010/wordprocessingDrawing" xmlns:wp="http://schemas.openxmlformats.org/drawingml/2006/wordprocessingDrawing" xmlns:w10="urn:schemas-microsoft-com:office:word" xmlns:w="http://schemas.openxmlformats.org/wordprocessingml/2006/main" xmlns:w14="http://schemas.microsoft.com/office/word/2010/wordml" xmlns:w15="http://schemas.microsoft.com/office/word/2012/wordml" xmlns:w16cex="http://schemas.microsoft.com/office/word/2018/wordml/cex" xmlns:w16cid="http://schemas.microsoft.com/office/word/2016/wordml/cid" xmlns:w16="http://schemas.microsoft.com/office/word/2018/wordml" xmlns:w16du="http://schemas.microsoft.com/office/word/2023/wordml/word16du" xmlns:w16sdtdh="http://schemas.microsoft.com/office/word/2020/wordml/sdtdatahash" xmlns:w16se="http://schemas.microsoft.com/office/word/2015/wordml/symex" xmlns:wpg="http://schemas.microsoft.com/office/word/2010/wordprocessingGroup" xmlns:wpi="http://schemas.microsoft.com/office/word/2010/wordprocessingInk" xmlns:wne="http://schemas.microsoft.com/office/word/2006/wordml" xmlns:wps="http://schemas.microsoft.com/office/word/2010/wordprocessingShape" mc:Ignorable="w14 w15 w16se w16cid w16 w16cex w16sdtdh w16du wp14">
-  <w:comment w:id="0" w:author="Iliana Medina Guzman" w:date="2025-08-04T21:19:00Z" w:initials="IM">
-    <w:p>
-      <w:r>
-        <w:rPr>
-          <w:rStyle w:val="CommentReference"/>
-        </w:rPr>
-        <w:annotationRef/>
-      </w:r>
-      <w:r>
-        <w:rPr>
-          <w:sz w:val="20"/>
-          <w:szCs w:val="20"/>
-        </w:rPr>
-        <w:t>I find this confusing since we will ask them later to send and that it should run in any desktop. Maybe clarify that here?</w:t>
-      </w:r>
-    </w:p>
-  </w:comment>
-  <w:comment w:id="17" w:author="Iliana Medina Guzman" w:date="2025-08-04T21:20:00Z" w:initials="IM">
-    <w:p>
-      <w:r>
-        <w:rPr>
-          <w:rStyle w:val="CommentReference"/>
-        </w:rPr>
-        <w:annotationRef/>
-      </w:r>
-      <w:r>
-        <w:rPr>
-          <w:sz w:val="20"/>
-          <w:szCs w:val="20"/>
-        </w:rPr>
-        <w:t>I feel that 10 functions is a bit too much and the exercise can become monotonous. What about 5 functions that they find the most useful/interesting?</w:t>
-      </w:r>
-    </w:p>
-  </w:comment>
-  <w:comment w:id="42" w:author="Kristoffer Wild" w:date="2025-08-04T15:44:00Z" w:initials="KW">
-    <w:p>
-      <w:r>
-        <w:rPr>
-          <w:rStyle w:val="CommentReference"/>
-        </w:rPr>
-        <w:annotationRef/>
-      </w:r>
-      <w:r>
-        <w:rPr>
-          <w:color w:val="000000"/>
-          <w:sz w:val="20"/>
-          <w:szCs w:val="20"/>
-        </w:rPr>
-        <w:t xml:space="preserve">Does this make sense? SO if they did all of it wouldn’t that mean then their data is clean? </w:t>
-      </w:r>
-    </w:p>
-    <w:p/>
-    <w:p>
-      <w:r>
-        <w:rPr>
-          <w:color w:val="000000"/>
-          <w:sz w:val="20"/>
-          <w:szCs w:val="20"/>
-        </w:rPr>
-        <w:t xml:space="preserve">To me this is the ‘steps’ of getting to clean data so each one of the 6 are required to get there… Does that make sense? </w:t>
-      </w:r>
-    </w:p>
-  </w:comment>
-  <w:comment w:id="48" w:author="Iliana Medina Guzman" w:date="2025-08-04T21:26:00Z" w:initials="IM">
-    <w:p>
-      <w:r>
-        <w:rPr>
-          <w:rStyle w:val="CommentReference"/>
-        </w:rPr>
-        <w:annotationRef/>
-      </w:r>
-      <w:r>
-        <w:rPr>
-          <w:sz w:val="20"/>
-          <w:szCs w:val="20"/>
-        </w:rPr>
-        <w:t xml:space="preserve">I think we can leave these two here and in the lecture you can make those two just about plotting the 'predictors' and using quick plots and stuff like corrplots to establish links between independent variables. Ideally nothing involving ggplot at this point. </w:t>
-      </w:r>
-    </w:p>
-  </w:comment>
-  <w:comment w:id="55" w:author="Iliana Medina Guzman" w:date="2025-08-04T21:45:00Z" w:initials="IM">
-    <w:p>
-      <w:r>
-        <w:rPr>
-          <w:rStyle w:val="CommentReference"/>
-        </w:rPr>
-        <w:annotationRef/>
-      </w:r>
-      <w:r>
-        <w:rPr>
-          <w:sz w:val="20"/>
-          <w:szCs w:val="20"/>
-        </w:rPr>
-        <w:t xml:space="preserve">I am just a bit worried about the word limit, technically it should be max 800 words and I feel that we would go above in the current version. Could we remove b from here as it is quite similar to what we ask in number 2? that would make this bit a bit shorter but also a bit more similar to a real world code. </w:t>
-      </w:r>
-    </w:p>
-  </w:comment>
-  <w:comment w:id="59" w:author="Iliana Medina Guzman" w:date="2025-08-04T21:32:00Z" w:initials="IM">
-    <w:p>
-      <w:r>
-        <w:rPr>
-          <w:rStyle w:val="CommentReference"/>
-        </w:rPr>
-        <w:annotationRef/>
-      </w:r>
-      <w:r>
-        <w:rPr>
-          <w:sz w:val="20"/>
-          <w:szCs w:val="20"/>
-        </w:rPr>
-        <w:t>I don't think it needs to be visual, it can be just checking NAs again or something like that.</w:t>
-      </w:r>
-    </w:p>
-  </w:comment>
-  <w:comment w:id="67" w:author="Iliana Medina Guzman" w:date="2025-08-04T21:39:00Z" w:initials="IM">
-    <w:p>
-      <w:r>
-        <w:rPr>
-          <w:rStyle w:val="CommentReference"/>
-        </w:rPr>
-        <w:annotationRef/>
-      </w:r>
-      <w:r>
-        <w:rPr>
-          <w:sz w:val="20"/>
-          <w:szCs w:val="20"/>
-        </w:rPr>
-        <w:t xml:space="preserve">I think the example is great but I would call it instead something like Step 2. We want them to be each step they will go through, not just to add examples. </w:t>
-      </w:r>
-    </w:p>
-    <w:p/>
-    <w:p>
-      <w:r>
-        <w:rPr>
-          <w:sz w:val="20"/>
-          <w:szCs w:val="20"/>
-        </w:rPr>
-        <w:t>Also, since we are not teaching anything yet about plots, what about showing the same but using a simpler hist()</w:t>
-      </w:r>
-    </w:p>
-  </w:comment>
-</w:comments>
-</file>
-
-<file path=word/commentsExtended.xml><?xml version="1.0" encoding="utf-8"?>
-<w15:commentsEx xmlns:wpc="http://schemas.microsoft.com/office/word/2010/wordprocessingCanvas" xmlns:cx="http://schemas.microsoft.com/office/drawing/2014/chartex" xmlns:cx1="http://schemas.microsoft.com/office/drawing/2015/9/8/chartex" xmlns:cx2="http://schemas.microsoft.com/office/drawing/2015/10/21/chartex" xmlns:cx3="http://schemas.microsoft.com/office/drawing/2016/5/9/chartex" xmlns:cx4="http://schemas.microsoft.com/office/drawing/2016/5/10/chartex" xmlns:cx5="http://schemas.microsoft.com/office/drawing/2016/5/11/chartex" xmlns:cx6="http://schemas.microsoft.com/office/drawing/2016/5/12/chartex" xmlns:cx7="http://schemas.microsoft.com/office/drawing/2016/5/13/chartex" xmlns:cx8="http://schemas.microsoft.com/office/drawing/2016/5/14/chartex" xmlns:mc="http://schemas.openxmlformats.org/markup-compatibility/2006" xmlns:aink="http://schemas.microsoft.com/office/drawing/2016/ink" xmlns:am3d="http://schemas.microsoft.com/office/drawing/2017/model3d" xmlns:o="urn:schemas-microsoft-com:office:office" xmlns:oel="http://schemas.microsoft.com/office/2019/extlst" xmlns:r="http://schemas.openxmlformats.org/officeDocument/2006/relationships" xmlns:m="http://schemas.openxmlformats.org/officeDocument/2006/math" xmlns:v="urn:schemas-microsoft-com:vml" xmlns:wp14="http://schemas.microsoft.com/office/word/2010/wordprocessingDrawing" xmlns:wp="http://schemas.openxmlformats.org/drawingml/2006/wordprocessingDrawing" xmlns:w10="urn:schemas-microsoft-com:office:word" xmlns:w="http://schemas.openxmlformats.org/wordprocessingml/2006/main" xmlns:w14="http://schemas.microsoft.com/office/word/2010/wordml" xmlns:w15="http://schemas.microsoft.com/office/word/2012/wordml" xmlns:w16cex="http://schemas.microsoft.com/office/word/2018/wordml/cex" xmlns:w16cid="http://schemas.microsoft.com/office/word/2016/wordml/cid" xmlns:w16="http://schemas.microsoft.com/office/word/2018/wordml" xmlns:w16du="http://schemas.microsoft.com/office/word/2023/wordml/word16du" xmlns:w16sdtdh="http://schemas.microsoft.com/office/word/2020/wordml/sdtdatahash" xmlns:w16se="http://schemas.microsoft.com/office/word/2015/wordml/symex" xmlns:wpg="http://schemas.microsoft.com/office/word/2010/wordprocessingGroup" xmlns:wpi="http://schemas.microsoft.com/office/word/2010/wordprocessingInk" xmlns:wne="http://schemas.microsoft.com/office/word/2006/wordml" xmlns:wps="http://schemas.microsoft.com/office/word/2010/wordprocessingShape" mc:Ignorable="w14 w15 w16se w16cid w16 w16cex w16sdtdh w16du wp14">
-  <w15:commentEx w15:paraId="4945ABB2" w15:done="0"/>
-  <w15:commentEx w15:paraId="0ED11F10" w15:done="0"/>
-  <w15:commentEx w15:paraId="31EB8B64" w15:done="0"/>
-  <w15:commentEx w15:paraId="78C8A767" w15:done="0"/>
-  <w15:commentEx w15:paraId="036B2998" w15:done="0"/>
-  <w15:commentEx w15:paraId="076C1AA6" w15:done="0"/>
-  <w15:commentEx w15:paraId="206EC717" w15:done="0"/>
-</w15:commentsEx>
-</file>
-
-<file path=word/commentsExtensible.xml><?xml version="1.0" encoding="utf-8"?>
-<w16cex:commentsExtensible xmlns:wpc="http://schemas.microsoft.com/office/word/2010/wordprocessingCanvas" xmlns:cx="http://schemas.microsoft.com/office/drawing/2014/chartex" xmlns:cx1="http://schemas.microsoft.com/office/drawing/2015/9/8/chartex" xmlns:cx2="http://schemas.microsoft.com/office/drawing/2015/10/21/chartex" xmlns:cx3="http://schemas.microsoft.com/office/drawing/2016/5/9/chartex" xmlns:cx4="http://schemas.microsoft.com/office/drawing/2016/5/10/chartex" xmlns:cx5="http://schemas.microsoft.com/office/drawing/2016/5/11/chartex" xmlns:cx6="http://schemas.microsoft.com/office/drawing/2016/5/12/chartex" xmlns:cx7="http://schemas.microsoft.com/office/drawing/2016/5/13/chartex" xmlns:cx8="http://schemas.microsoft.com/office/drawing/2016/5/14/chartex" xmlns:cr="http://schemas.microsoft.com/office/comments/2020/reactions" xmlns:mc="http://schemas.openxmlformats.org/markup-compatibility/2006" xmlns:aink="http://schemas.microsoft.com/office/drawing/2016/ink" xmlns:am3d="http://schemas.microsoft.com/office/drawing/2017/model3d" xmlns:o="urn:schemas-microsoft-com:office:office" xmlns:oel="http://schemas.microsoft.com/office/2019/extlst" xmlns:r="http://schemas.openxmlformats.org/officeDocument/2006/relationships" xmlns:m="http://schemas.openxmlformats.org/officeDocument/2006/math" xmlns:v="urn:schemas-microsoft-com:vml" xmlns:wp14="http://schemas.microsoft.com/office/word/2010/wordprocessingDrawing" xmlns:wp="http://schemas.openxmlformats.org/drawingml/2006/wordprocessingDrawing" xmlns:w10="urn:schemas-microsoft-com:office:word" xmlns:w="http://schemas.openxmlformats.org/wordprocessingml/2006/main" xmlns:w14="http://schemas.microsoft.com/office/word/2010/wordml" xmlns:w15="http://schemas.microsoft.com/office/word/2012/wordml" xmlns:w16cex="http://schemas.microsoft.com/office/word/2018/wordml/cex" xmlns:w16cid="http://schemas.microsoft.com/office/word/2016/wordml/cid" xmlns:w16="http://schemas.microsoft.com/office/word/2018/wordml" xmlns:w16du="http://schemas.microsoft.com/office/word/2023/wordml/word16du" xmlns:w16sdtdh="http://schemas.microsoft.com/office/word/2020/wordml/sdtdatahash" xmlns:w16se="http://schemas.microsoft.com/office/word/2015/wordml/symex" xmlns:wpg="http://schemas.microsoft.com/office/word/2010/wordprocessingGroup" xmlns:wpi="http://schemas.microsoft.com/office/word/2010/wordprocessingInk" xmlns:wne="http://schemas.microsoft.com/office/word/2006/wordml" xmlns:wps="http://schemas.microsoft.com/office/word/2010/wordprocessingShape" mc:Ignorable="w14 w15 w16se w16cid w16 w16cex w16sdtdh cr w16du wp14">
-  <w16cex:commentExtensible w16cex:durableId="70A675C0" w16cex:dateUtc="2025-08-04T11:19:00Z"/>
-  <w16cex:commentExtensible w16cex:durableId="7DA122E5" w16cex:dateUtc="2025-08-04T11:20:00Z"/>
-  <w16cex:commentExtensible w16cex:durableId="08DAB9C4" w16cex:dateUtc="2025-08-04T05:44:00Z"/>
-  <w16cex:commentExtensible w16cex:durableId="39390ACD" w16cex:dateUtc="2025-08-04T11:26:00Z"/>
-  <w16cex:commentExtensible w16cex:durableId="6FF42311" w16cex:dateUtc="2025-08-04T11:45:00Z"/>
-  <w16cex:commentExtensible w16cex:durableId="1CB2475C" w16cex:dateUtc="2025-08-04T11:32:00Z"/>
-  <w16cex:commentExtensible w16cex:durableId="5BD9DCC7" w16cex:dateUtc="2025-08-04T11:39:00Z"/>
-</w16cex:commentsExtensible>
-</file>
-
-<file path=word/commentsIds.xml><?xml version="1.0" encoding="utf-8"?>
-<w16cid:commentsIds xmlns:wpc="http://schemas.microsoft.com/office/word/2010/wordprocessingCanvas" xmlns:cx="http://schemas.microsoft.com/office/drawing/2014/chartex" xmlns:cx1="http://schemas.microsoft.com/office/drawing/2015/9/8/chartex" xmlns:cx2="http://schemas.microsoft.com/office/drawing/2015/10/21/chartex" xmlns:cx3="http://schemas.microsoft.com/office/drawing/2016/5/9/chartex" xmlns:cx4="http://schemas.microsoft.com/office/drawing/2016/5/10/chartex" xmlns:cx5="http://schemas.microsoft.com/office/drawing/2016/5/11/chartex" xmlns:cx6="http://schemas.microsoft.com/office/drawing/2016/5/12/chartex" xmlns:cx7="http://schemas.microsoft.com/office/drawing/2016/5/13/chartex" xmlns:cx8="http://schemas.microsoft.com/office/drawing/2016/5/14/chartex" xmlns:mc="http://schemas.openxmlformats.org/markup-compatibility/2006" xmlns:aink="http://schemas.microsoft.com/office/drawing/2016/ink" xmlns:am3d="http://schemas.microsoft.com/office/drawing/2017/model3d" xmlns:o="urn:schemas-microsoft-com:office:office" xmlns:oel="http://schemas.microsoft.com/office/2019/extlst" xmlns:r="http://schemas.openxmlformats.org/officeDocument/2006/relationships" xmlns:m="http://schemas.openxmlformats.org/officeDocument/2006/math" xmlns:v="urn:schemas-microsoft-com:vml" xmlns:wp14="http://schemas.microsoft.com/office/word/2010/wordprocessingDrawing" xmlns:wp="http://schemas.openxmlformats.org/drawingml/2006/wordprocessingDrawing" xmlns:w10="urn:schemas-microsoft-com:office:word" xmlns:w="http://schemas.openxmlformats.org/wordprocessingml/2006/main" xmlns:w14="http://schemas.microsoft.com/office/word/2010/wordml" xmlns:w15="http://schemas.microsoft.com/office/word/2012/wordml" xmlns:w16cex="http://schemas.microsoft.com/office/word/2018/wordml/cex" xmlns:w16cid="http://schemas.microsoft.com/office/word/2016/wordml/cid" xmlns:w16="http://schemas.microsoft.com/office/word/2018/wordml" xmlns:w16du="http://schemas.microsoft.com/office/word/2023/wordml/word16du" xmlns:w16sdtdh="http://schemas.microsoft.com/office/word/2020/wordml/sdtdatahash" xmlns:w16se="http://schemas.microsoft.com/office/word/2015/wordml/symex" xmlns:wpg="http://schemas.microsoft.com/office/word/2010/wordprocessingGroup" xmlns:wpi="http://schemas.microsoft.com/office/word/2010/wordprocessingInk" xmlns:wne="http://schemas.microsoft.com/office/word/2006/wordml" xmlns:wps="http://schemas.microsoft.com/office/word/2010/wordprocessingShape" mc:Ignorable="w14 w15 w16se w16cid w16 w16cex w16sdtdh w16du wp14">
-  <w16cid:commentId w16cid:paraId="4945ABB2" w16cid:durableId="70A675C0"/>
-  <w16cid:commentId w16cid:paraId="0ED11F10" w16cid:durableId="7DA122E5"/>
-  <w16cid:commentId w16cid:paraId="31EB8B64" w16cid:durableId="08DAB9C4"/>
-  <w16cid:commentId w16cid:paraId="78C8A767" w16cid:durableId="39390ACD"/>
-  <w16cid:commentId w16cid:paraId="036B2998" w16cid:durableId="6FF42311"/>
-  <w16cid:commentId w16cid:paraId="076C1AA6" w16cid:durableId="1CB2475C"/>
-  <w16cid:commentId w16cid:paraId="206EC717" w16cid:durableId="5BD9DCC7"/>
-</w16cid:commentsIds>
 </file>
 
 <file path=word/endnotes.xml><?xml version="1.0" encoding="utf-8"?>
@@ -2138,6 +1634,106 @@
     </w:lvl>
   </w:abstractNum>
   <w:abstractNum w:abstractNumId="1" w15:restartNumberingAfterBreak="0">
+    <w:nsid w:val="1F89115F"/>
+    <w:multiLevelType w:val="hybridMultilevel"/>
+    <w:tmpl w:val="B1B87C48"/>
+    <w:lvl w:ilvl="0" w:tplc="FFFFFFFF">
+      <w:start w:val="1"/>
+      <w:numFmt w:val="decimal"/>
+      <w:lvlText w:val="%1."/>
+      <w:lvlJc w:val="left"/>
+      <w:pPr>
+        <w:ind w:left="720" w:hanging="360"/>
+      </w:pPr>
+      <w:rPr>
+        <w:rFonts w:hint="default"/>
+      </w:rPr>
+    </w:lvl>
+    <w:lvl w:ilvl="1" w:tplc="B958DA60">
+      <w:start w:val="1"/>
+      <w:numFmt w:val="decimal"/>
+      <w:lvlText w:val="%2."/>
+      <w:lvlJc w:val="left"/>
+      <w:pPr>
+        <w:ind w:left="1440" w:hanging="360"/>
+      </w:pPr>
+      <w:rPr>
+        <w:rFonts w:ascii="Avenir Next" w:hAnsi="Avenir Next" w:cs="Arial" w:hint="default"/>
+        <w:b/>
+        <w:bCs w:val="0"/>
+        <w:i w:val="0"/>
+        <w:iCs w:val="0"/>
+        <w:spacing w:val="-1"/>
+        <w:w w:val="91"/>
+        <w:sz w:val="21"/>
+        <w:szCs w:val="24"/>
+      </w:rPr>
+    </w:lvl>
+    <w:lvl w:ilvl="2" w:tplc="FFFFFFFF" w:tentative="1">
+      <w:start w:val="1"/>
+      <w:numFmt w:val="lowerRoman"/>
+      <w:lvlText w:val="%3."/>
+      <w:lvlJc w:val="right"/>
+      <w:pPr>
+        <w:ind w:left="2160" w:hanging="180"/>
+      </w:pPr>
+    </w:lvl>
+    <w:lvl w:ilvl="3" w:tplc="FFFFFFFF" w:tentative="1">
+      <w:start w:val="1"/>
+      <w:numFmt w:val="decimal"/>
+      <w:lvlText w:val="%4."/>
+      <w:lvlJc w:val="left"/>
+      <w:pPr>
+        <w:ind w:left="2880" w:hanging="360"/>
+      </w:pPr>
+    </w:lvl>
+    <w:lvl w:ilvl="4" w:tplc="FFFFFFFF" w:tentative="1">
+      <w:start w:val="1"/>
+      <w:numFmt w:val="lowerLetter"/>
+      <w:lvlText w:val="%5."/>
+      <w:lvlJc w:val="left"/>
+      <w:pPr>
+        <w:ind w:left="3600" w:hanging="360"/>
+      </w:pPr>
+    </w:lvl>
+    <w:lvl w:ilvl="5" w:tplc="FFFFFFFF" w:tentative="1">
+      <w:start w:val="1"/>
+      <w:numFmt w:val="lowerRoman"/>
+      <w:lvlText w:val="%6."/>
+      <w:lvlJc w:val="right"/>
+      <w:pPr>
+        <w:ind w:left="4320" w:hanging="180"/>
+      </w:pPr>
+    </w:lvl>
+    <w:lvl w:ilvl="6" w:tplc="FFFFFFFF" w:tentative="1">
+      <w:start w:val="1"/>
+      <w:numFmt w:val="decimal"/>
+      <w:lvlText w:val="%7."/>
+      <w:lvlJc w:val="left"/>
+      <w:pPr>
+        <w:ind w:left="5040" w:hanging="360"/>
+      </w:pPr>
+    </w:lvl>
+    <w:lvl w:ilvl="7" w:tplc="FFFFFFFF" w:tentative="1">
+      <w:start w:val="1"/>
+      <w:numFmt w:val="lowerLetter"/>
+      <w:lvlText w:val="%8."/>
+      <w:lvlJc w:val="left"/>
+      <w:pPr>
+        <w:ind w:left="5760" w:hanging="360"/>
+      </w:pPr>
+    </w:lvl>
+    <w:lvl w:ilvl="8" w:tplc="FFFFFFFF" w:tentative="1">
+      <w:start w:val="1"/>
+      <w:numFmt w:val="lowerRoman"/>
+      <w:lvlText w:val="%9."/>
+      <w:lvlJc w:val="right"/>
+      <w:pPr>
+        <w:ind w:left="6480" w:hanging="180"/>
+      </w:pPr>
+    </w:lvl>
+  </w:abstractNum>
+  <w:abstractNum w:abstractNumId="2" w15:restartNumberingAfterBreak="0">
     <w:nsid w:val="61763AB6"/>
     <w:multiLevelType w:val="multilevel"/>
     <w:tmpl w:val="55F4FE6C"/>
@@ -2250,7 +1846,7 @@
       </w:pPr>
     </w:lvl>
   </w:abstractNum>
-  <w:abstractNum w:abstractNumId="2" w15:restartNumberingAfterBreak="0">
+  <w:abstractNum w:abstractNumId="3" w15:restartNumberingAfterBreak="0">
     <w:nsid w:val="6F165E8A"/>
     <w:multiLevelType w:val="hybridMultilevel"/>
     <w:tmpl w:val="071062E8"/>
@@ -2340,26 +1936,18 @@
     </w:lvl>
   </w:abstractNum>
   <w:num w:numId="1" w16cid:durableId="1409109407">
-    <w:abstractNumId w:val="2"/>
+    <w:abstractNumId w:val="3"/>
   </w:num>
   <w:num w:numId="2" w16cid:durableId="572204912">
-    <w:abstractNumId w:val="1"/>
+    <w:abstractNumId w:val="2"/>
   </w:num>
   <w:num w:numId="3" w16cid:durableId="1883856568">
     <w:abstractNumId w:val="0"/>
   </w:num>
+  <w:num w:numId="4" w16cid:durableId="277638566">
+    <w:abstractNumId w:val="1"/>
+  </w:num>
 </w:numbering>
-</file>
-
-<file path=word/people.xml><?xml version="1.0" encoding="utf-8"?>
-<w15:people xmlns:wpc="http://schemas.microsoft.com/office/word/2010/wordprocessingCanvas" xmlns:cx="http://schemas.microsoft.com/office/drawing/2014/chartex" xmlns:cx1="http://schemas.microsoft.com/office/drawing/2015/9/8/chartex" xmlns:cx2="http://schemas.microsoft.com/office/drawing/2015/10/21/chartex" xmlns:cx3="http://schemas.microsoft.com/office/drawing/2016/5/9/chartex" xmlns:cx4="http://schemas.microsoft.com/office/drawing/2016/5/10/chartex" xmlns:cx5="http://schemas.microsoft.com/office/drawing/2016/5/11/chartex" xmlns:cx6="http://schemas.microsoft.com/office/drawing/2016/5/12/chartex" xmlns:cx7="http://schemas.microsoft.com/office/drawing/2016/5/13/chartex" xmlns:cx8="http://schemas.microsoft.com/office/drawing/2016/5/14/chartex" xmlns:mc="http://schemas.openxmlformats.org/markup-compatibility/2006" xmlns:aink="http://schemas.microsoft.com/office/drawing/2016/ink" xmlns:am3d="http://schemas.microsoft.com/office/drawing/2017/model3d" xmlns:o="urn:schemas-microsoft-com:office:office" xmlns:oel="http://schemas.microsoft.com/office/2019/extlst" xmlns:r="http://schemas.openxmlformats.org/officeDocument/2006/relationships" xmlns:m="http://schemas.openxmlformats.org/officeDocument/2006/math" xmlns:v="urn:schemas-microsoft-com:vml" xmlns:wp14="http://schemas.microsoft.com/office/word/2010/wordprocessingDrawing" xmlns:wp="http://schemas.openxmlformats.org/drawingml/2006/wordprocessingDrawing" xmlns:w10="urn:schemas-microsoft-com:office:word" xmlns:w="http://schemas.openxmlformats.org/wordprocessingml/2006/main" xmlns:w14="http://schemas.microsoft.com/office/word/2010/wordml" xmlns:w15="http://schemas.microsoft.com/office/word/2012/wordml" xmlns:w16cex="http://schemas.microsoft.com/office/word/2018/wordml/cex" xmlns:w16cid="http://schemas.microsoft.com/office/word/2016/wordml/cid" xmlns:w16="http://schemas.microsoft.com/office/word/2018/wordml" xmlns:w16du="http://schemas.microsoft.com/office/word/2023/wordml/word16du" xmlns:w16sdtdh="http://schemas.microsoft.com/office/word/2020/wordml/sdtdatahash" xmlns:w16se="http://schemas.microsoft.com/office/word/2015/wordml/symex" xmlns:wpg="http://schemas.microsoft.com/office/word/2010/wordprocessingGroup" xmlns:wpi="http://schemas.microsoft.com/office/word/2010/wordprocessingInk" xmlns:wne="http://schemas.microsoft.com/office/word/2006/wordml" xmlns:wps="http://schemas.microsoft.com/office/word/2010/wordprocessingShape" mc:Ignorable="w14 w15 w16se w16cid w16 w16cex w16sdtdh w16du wp14">
-  <w15:person w15:author="Iliana Medina Guzman">
-    <w15:presenceInfo w15:providerId="AD" w15:userId="S::iliana.medina@unimelb.edu.au::09333be5-fe6e-468b-b496-f1a28080af10"/>
-  </w15:person>
-  <w15:person w15:author="Kristoffer Wild">
-    <w15:presenceInfo w15:providerId="AD" w15:userId="S::kristofferw@unimelb.edu.au::8bfd7a5a-11bd-425e-bf3f-1dcfb52347f1"/>
-  </w15:person>
-</w15:people>
 </file>
 
 <file path=word/styles.xml><?xml version="1.0" encoding="utf-8"?>
